--- a/data/templates/Motion_to_Terminate_Probation.docx
+++ b/data/templates/Motion_to_Terminate_Probation.docx
@@ -454,7 +454,7 @@
         <w:tab/>
         <w:t xml:space="preserve">         </w:t>
         <w:tab/>
-        <w:t>#{{attorney_bar}}</w:t>
+        <w:t>{{attorney_bar}}</w:t>
       </w:r>
     </w:p>
     <w:p>

--- a/data/templates/Motion_to_Terminate_Probation.docx
+++ b/data/templates/Motion_to_Terminate_Probation.docx
@@ -522,30 +522,6 @@
         <w:t>Telephone:</w:t>
         <w:tab/>
         <w:t>(314) 561-9690</w:t>
-      </w:r>
-    </w:p>
-    <w:p>
-      <w:pPr>
-        <w:tabs>
-          <w:tab w:val="left" w:pos="-1440"/>
-        </w:tabs>
-        <w:ind w:left="5040" w:hanging="2160"/>
-        <w:jc w:val="both"/>
-        <w:rPr>
-          <w:sz w:val="26"/>
-          <w:szCs w:val="26"/>
-        </w:rPr>
-      </w:pPr>
-      <w:r>
-        <w:rPr>
-          <w:sz w:val="26"/>
-          <w:szCs w:val="26"/>
-        </w:rPr>
-        <w:t xml:space="preserve">          </w:t>
-        <w:tab/>
-        <w:t>Facsimile:</w:t>
-        <w:tab/>
-        <w:t>(314) 596-0658</w:t>
       </w:r>
     </w:p>
     <w:p>
